--- a/examples/sprint-retrospective/output.docx
+++ b/examples/sprint-retrospective/output.docx
@@ -23,10 +23,10 @@
           <w:tcPr>
             <w:tcW w:type="dxa" w:w="9360"/>
             <w:tcBorders>
-              <w:top w:val="none" w:color="auto" w:sz="0"/>
-              <w:left w:val="none" w:color="auto" w:sz="0"/>
-              <w:bottom w:val="none" w:color="auto" w:sz="0"/>
-              <w:right w:val="none" w:color="auto" w:sz="0"/>
+              <w:top w:val="single" w:color="ca8a04" w:sz="12" w:space="11"/>
+              <w:left w:val="single" w:color="ca8a04" w:sz="12" w:space="14"/>
+              <w:bottom w:val="single" w:color="ca8a04" w:sz="12" w:space="11"/>
+              <w:right w:val="single" w:color="ca8a04" w:sz="12" w:space="14"/>
             </w:tcBorders>
             <w:shd w:fill="fef08a" w:color="auto" w:val="clear"/>
             <w:tcMar>
@@ -117,7 +117,7 @@
             <w:tcW w:type="dxa" w:w="9360"/>
             <w:tcBorders>
               <w:top w:val="none" w:color="auto" w:sz="0"/>
-              <w:left w:val="none" w:color="auto" w:sz="0"/>
+              <w:left w:val="single" w:color="16a34a" w:sz="30" w:space="12"/>
               <w:bottom w:val="none" w:color="auto" w:sz="0"/>
               <w:right w:val="none" w:color="auto" w:sz="0"/>
             </w:tcBorders>
@@ -255,7 +255,7 @@
             <w:tcW w:type="dxa" w:w="9360"/>
             <w:tcBorders>
               <w:top w:val="none" w:color="auto" w:sz="0"/>
-              <w:left w:val="none" w:color="auto" w:sz="0"/>
+              <w:left w:val="single" w:color="dc2626" w:sz="30" w:space="12"/>
               <w:bottom w:val="none" w:color="auto" w:sz="0"/>
               <w:right w:val="none" w:color="auto" w:sz="0"/>
             </w:tcBorders>
